--- a/Group 38 - DSP Project Proposal.docx
+++ b/Group 38 - DSP Project Proposal.docx
@@ -307,20 +307,43 @@
           <w:lang w:val="en-SE"/>
         </w:rPr>
       </w:pPr>
-      <w:r>
-        <w:rPr>
-          <w:b/>
-          <w:bCs/>
-          <w:lang w:val="en-SE"/>
-        </w:rPr>
-        <w:t>GroupMembers:</w:t>
+      <w:proofErr w:type="spellStart"/>
+      <w:r>
+        <w:rPr>
+          <w:b/>
+          <w:bCs/>
+          <w:lang w:val="en-SE"/>
+        </w:rPr>
+        <w:t>GroupMembers</w:t>
+      </w:r>
+      <w:proofErr w:type="spellEnd"/>
+      <w:r>
+        <w:rPr>
+          <w:b/>
+          <w:bCs/>
+          <w:lang w:val="en-SE"/>
+        </w:rPr>
+        <w:t>:</w:t>
       </w:r>
       <w:r>
         <w:rPr>
           <w:lang w:val="en-SE"/>
         </w:rPr>
         <w:br/>
-        <w:t>Avijit Saha</w:t>
+      </w:r>
+      <w:proofErr w:type="spellStart"/>
+      <w:r>
+        <w:rPr>
+          <w:lang w:val="en-SE"/>
+        </w:rPr>
+        <w:t>Avijit</w:t>
+      </w:r>
+      <w:proofErr w:type="spellEnd"/>
+      <w:r>
+        <w:rPr>
+          <w:lang w:val="en-SE"/>
+        </w:rPr>
+        <w:t xml:space="preserve"> Saha</w:t>
       </w:r>
       <w:r>
         <w:rPr>
@@ -664,7 +687,21 @@
         <w:rPr>
           <w:lang w:val="en-SE"/>
         </w:rPr>
-        <w:t xml:space="preserve">Model training: Linear Regression, Ridge/Lasso Regression, Random Forest, XGBoost </w:t>
+        <w:t xml:space="preserve">Model training: Linear Regression, Ridge/Lasso Regression, Random Forest, </w:t>
+      </w:r>
+      <w:proofErr w:type="spellStart"/>
+      <w:r>
+        <w:rPr>
+          <w:lang w:val="en-SE"/>
+        </w:rPr>
+        <w:t>XGBoost</w:t>
+      </w:r>
+      <w:proofErr w:type="spellEnd"/>
+      <w:r>
+        <w:rPr>
+          <w:lang w:val="en-SE"/>
+        </w:rPr>
+        <w:t xml:space="preserve"> </w:t>
       </w:r>
     </w:p>
     <w:p>
@@ -774,7 +811,43 @@
             <w:b/>
             <w:bCs/>
           </w:rPr>
-          <w:t>https://github.com/sonuprasad23/House-Prices---Advanced-Regression-Techniques?tab=readme-ov-file</w:t>
+          <w:t>https://github.com/sonuprasad23/House-Prices---</w:t>
+        </w:r>
+        <w:proofErr w:type="spellStart"/>
+        <w:r>
+          <w:rPr>
+            <w:rStyle w:val="Hyperlink"/>
+            <w:b/>
+            <w:bCs/>
+          </w:rPr>
+          <w:t>Advanced-Regression-Techniques?tab</w:t>
+        </w:r>
+        <w:proofErr w:type="spellEnd"/>
+        <w:r>
+          <w:rPr>
+            <w:rStyle w:val="Hyperlink"/>
+            <w:b/>
+            <w:bCs/>
+          </w:rPr>
+          <w:t>=readme-</w:t>
+        </w:r>
+        <w:proofErr w:type="spellStart"/>
+        <w:r>
+          <w:rPr>
+            <w:rStyle w:val="Hyperlink"/>
+            <w:b/>
+            <w:bCs/>
+          </w:rPr>
+          <w:t>ov</w:t>
+        </w:r>
+        <w:proofErr w:type="spellEnd"/>
+        <w:r>
+          <w:rPr>
+            <w:rStyle w:val="Hyperlink"/>
+            <w:b/>
+            <w:bCs/>
+          </w:rPr>
+          <w:t>-file</w:t>
         </w:r>
       </w:hyperlink>
       <w:r>
@@ -2260,6 +2333,7 @@
   <w:style w:type="character" w:default="1" w:styleId="DefaultParagraphFont">
     <w:name w:val="Default Paragraph Font"/>
     <w:uiPriority w:val="1"/>
+    <w:semiHidden/>
     <w:unhideWhenUsed/>
   </w:style>
   <w:style w:type="table" w:default="1" w:styleId="TableNormal">
